--- a/blogs/2-Is-Noodlemate-Safe-for-Kids.docx
+++ b/blogs/2-Is-Noodlemate-Safe-for-Kids.docx
@@ -729,7 +729,7 @@
         </w:rPr>
         <w:t xml:space="preserve">Both the </w:t>
       </w:r>
-      <w:hyperlink w:history="1" r:id="rId1cywdsyw0a41r8m6f0nbj">
+      <w:hyperlink w:history="1" r:id="rId9rxhamya5s-ec2qv34yro">
         <w:r>
           <w:rPr>
             <w:rStyle w:val="Hyperlink"/>
@@ -746,7 +746,7 @@
         </w:rPr>
         <w:t xml:space="preserve"> and </w:t>
       </w:r>
-      <w:hyperlink w:history="1" r:id="rIddqkl8kiqo4zgcrbmpnalb">
+      <w:hyperlink w:history="1" r:id="rIdzwjzkyjhwasdoe8wodtva">
         <w:r>
           <w:rPr>
             <w:rStyle w:val="Hyperlink"/>
@@ -763,7 +763,7 @@
         </w:rPr>
         <w:t xml:space="preserve"> packs contain real protein and dried vegetables, so either can work for a child's meal. Many parents choose the chicken variant first for children who are new to it, since the flavor is generally milder, then introduce the crayfish variant later. For more fun ways to serve noodles to kids, see our </w:t>
       </w:r>
-      <w:hyperlink w:history="1" r:id="rId5rvkmhsekxvbtp6r8xqr9">
+      <w:hyperlink w:history="1" r:id="rIds2zw0yua7oezga--jsuyn">
         <w:r>
           <w:rPr>
             <w:rStyle w:val="Hyperlink"/>
@@ -780,7 +780,7 @@
         </w:rPr>
         <w:t xml:space="preserve"> and our tips on </w:t>
       </w:r>
-      <w:hyperlink w:history="1" r:id="rId8v8f3s_sgmdup26lsvexf">
+      <w:hyperlink w:history="1" r:id="rIduoqgipcch0bagz-tj11rw">
         <w:r>
           <w:rPr>
             <w:rStyle w:val="Hyperlink"/>
@@ -1005,7 +1005,7 @@
         </w:rPr>
         <w:t xml:space="preserve">Noodlemate is not a health food, and it is not junk food either. It sits in the middle, closer to a real meal than a plain instant noodle pack, because it includes real protein and dried vegetables rather than starch alone. Used a few times a week, with attention to seasoning amount and portion size, it can safely be part of a Nigerian child's diet. Explore the </w:t>
       </w:r>
-      <w:hyperlink w:history="1" r:id="rIdgwtpusbw45so3pipo8alz">
+      <w:hyperlink w:history="1" r:id="rIdfujazwctjj5tpg0rolrew">
         <w:r>
           <w:rPr>
             <w:rStyle w:val="Hyperlink"/>

--- a/blogs/2-Is-Noodlemate-Safe-for-Kids.docx
+++ b/blogs/2-Is-Noodlemate-Safe-for-Kids.docx
@@ -729,7 +729,7 @@
         </w:rPr>
         <w:t xml:space="preserve">Both the </w:t>
       </w:r>
-      <w:hyperlink w:history="1" r:id="rId9rxhamya5s-ec2qv34yro">
+      <w:hyperlink w:history="1" r:id="rIdozlb-xypl3ejxortg--ml">
         <w:r>
           <w:rPr>
             <w:rStyle w:val="Hyperlink"/>
@@ -746,7 +746,7 @@
         </w:rPr>
         <w:t xml:space="preserve"> and </w:t>
       </w:r>
-      <w:hyperlink w:history="1" r:id="rIdzwjzkyjhwasdoe8wodtva">
+      <w:hyperlink w:history="1" r:id="rIdtu0tkh7nyxy3-1oaqimyw">
         <w:r>
           <w:rPr>
             <w:rStyle w:val="Hyperlink"/>
@@ -763,7 +763,7 @@
         </w:rPr>
         <w:t xml:space="preserve"> packs contain real protein and dried vegetables, so either can work for a child's meal. Many parents choose the chicken variant first for children who are new to it, since the flavor is generally milder, then introduce the crayfish variant later. For more fun ways to serve noodles to kids, see our </w:t>
       </w:r>
-      <w:hyperlink w:history="1" r:id="rIds2zw0yua7oezga--jsuyn">
+      <w:hyperlink w:history="1" r:id="rIdujnpzcqfggw1ts1g__aik">
         <w:r>
           <w:rPr>
             <w:rStyle w:val="Hyperlink"/>
@@ -780,7 +780,7 @@
         </w:rPr>
         <w:t xml:space="preserve"> and our tips on </w:t>
       </w:r>
-      <w:hyperlink w:history="1" r:id="rIduoqgipcch0bagz-tj11rw">
+      <w:hyperlink w:history="1" r:id="rIdrvoo0sngw3va_c7_3dyqj">
         <w:r>
           <w:rPr>
             <w:rStyle w:val="Hyperlink"/>
@@ -1005,7 +1005,7 @@
         </w:rPr>
         <w:t xml:space="preserve">Noodlemate is not a health food, and it is not junk food either. It sits in the middle, closer to a real meal than a plain instant noodle pack, because it includes real protein and dried vegetables rather than starch alone. Used a few times a week, with attention to seasoning amount and portion size, it can safely be part of a Nigerian child's diet. Explore the </w:t>
       </w:r>
-      <w:hyperlink w:history="1" r:id="rIdfujazwctjj5tpg0rolrew">
+      <w:hyperlink w:history="1" r:id="rIdnmrgm-aetmpgejitzo04s">
         <w:r>
           <w:rPr>
             <w:rStyle w:val="Hyperlink"/>
